--- a/Notatki.docx
+++ b/Notatki.docx
@@ -4,7 +4,10 @@
   <w:body>
     <w:p>
       <w:r>
-        <w:t>20.06.2026</w:t>
+        <w:t>21</w:t>
+      </w:r>
+      <w:r>
+        <w:t>.06.2026</w:t>
       </w:r>
     </w:p>
     <w:p>
@@ -14,11 +17,21 @@
           <w:ilvl w:val="0"/>
           <w:numId w:val="1"/>
         </w:numPr>
+        <w:spacing w:line="240" w:lineRule="auto"/>
+        <w:rPr>
+          <w:color w:val="00B050"/>
+        </w:rPr>
       </w:pPr>
       <w:r>
+        <w:rPr>
+          <w:color w:val="00B050"/>
+        </w:rPr>
         <w:t>Dokończ git hub</w:t>
       </w:r>
       <w:r>
+        <w:rPr>
+          <w:color w:val="00B050"/>
+        </w:rPr>
         <w:t xml:space="preserve"> czyli to co robisz na dysku, żeby od razu było pod linkiem</w:t>
       </w:r>
     </w:p>

--- a/Notatki.docx
+++ b/Notatki.docx
@@ -42,12 +42,43 @@
           <w:ilvl w:val="0"/>
           <w:numId w:val="1"/>
         </w:numPr>
+        <w:spacing w:line="240" w:lineRule="auto"/>
+        <w:rPr>
+          <w:color w:val="00B050"/>
+        </w:rPr>
       </w:pPr>
       <w:r>
+        <w:rPr>
+          <w:color w:val="00B050"/>
+        </w:rPr>
         <w:t>Zajmij się UI</w:t>
       </w:r>
       <w:r>
+        <w:rPr>
+          <w:color w:val="00B050"/>
+        </w:rPr>
         <w:t xml:space="preserve">  </w:t>
+      </w:r>
+    </w:p>
+    <w:p>
+      <w:pPr>
+        <w:spacing w:line="240" w:lineRule="auto"/>
+      </w:pPr>
+      <w:r>
+        <w:t>22.06.2026</w:t>
+      </w:r>
+    </w:p>
+    <w:p>
+      <w:pPr>
+        <w:pStyle w:val="Akapitzlist"/>
+        <w:numPr>
+          <w:ilvl w:val="0"/>
+          <w:numId w:val="2"/>
+        </w:numPr>
+        <w:spacing w:line="240" w:lineRule="auto"/>
+      </w:pPr>
+      <w:r>
+        <w:t>Popraw polskie znaki np. w następnym dniu</w:t>
       </w:r>
     </w:p>
     <w:sectPr>
@@ -63,6 +94,92 @@
 <file path=word/numbering.xml><?xml version="1.0" encoding="utf-8"?>
 <w:numbering xmlns:ve="http://schemas.openxmlformats.org/markup-compatibility/2006" xmlns:o="urn:schemas-microsoft-com:office:office" xmlns:r="http://schemas.openxmlformats.org/officeDocument/2006/relationships" xmlns:m="http://schemas.openxmlformats.org/officeDocument/2006/math" xmlns:v="urn:schemas-microsoft-com:vml" xmlns:wp="http://schemas.openxmlformats.org/drawingml/2006/wordprocessingDrawing" xmlns:w10="urn:schemas-microsoft-com:office:word" xmlns:w="http://schemas.openxmlformats.org/wordprocessingml/2006/main" xmlns:wne="http://schemas.microsoft.com/office/word/2006/wordml">
   <w:abstractNum w:abstractNumId="0">
+    <w:nsid w:val="0078374B"/>
+    <w:multiLevelType w:val="hybridMultilevel"/>
+    <w:tmpl w:val="04C09FDC"/>
+    <w:lvl w:ilvl="0" w:tplc="0415000F">
+      <w:start w:val="1"/>
+      <w:numFmt w:val="decimal"/>
+      <w:lvlText w:val="%1."/>
+      <w:lvlJc w:val="left"/>
+      <w:pPr>
+        <w:ind w:left="720" w:hanging="360"/>
+      </w:pPr>
+    </w:lvl>
+    <w:lvl w:ilvl="1" w:tplc="04150019" w:tentative="1">
+      <w:start w:val="1"/>
+      <w:numFmt w:val="lowerLetter"/>
+      <w:lvlText w:val="%2."/>
+      <w:lvlJc w:val="left"/>
+      <w:pPr>
+        <w:ind w:left="1440" w:hanging="360"/>
+      </w:pPr>
+    </w:lvl>
+    <w:lvl w:ilvl="2" w:tplc="0415001B" w:tentative="1">
+      <w:start w:val="1"/>
+      <w:numFmt w:val="lowerRoman"/>
+      <w:lvlText w:val="%3."/>
+      <w:lvlJc w:val="right"/>
+      <w:pPr>
+        <w:ind w:left="2160" w:hanging="180"/>
+      </w:pPr>
+    </w:lvl>
+    <w:lvl w:ilvl="3" w:tplc="0415000F" w:tentative="1">
+      <w:start w:val="1"/>
+      <w:numFmt w:val="decimal"/>
+      <w:lvlText w:val="%4."/>
+      <w:lvlJc w:val="left"/>
+      <w:pPr>
+        <w:ind w:left="2880" w:hanging="360"/>
+      </w:pPr>
+    </w:lvl>
+    <w:lvl w:ilvl="4" w:tplc="04150019" w:tentative="1">
+      <w:start w:val="1"/>
+      <w:numFmt w:val="lowerLetter"/>
+      <w:lvlText w:val="%5."/>
+      <w:lvlJc w:val="left"/>
+      <w:pPr>
+        <w:ind w:left="3600" w:hanging="360"/>
+      </w:pPr>
+    </w:lvl>
+    <w:lvl w:ilvl="5" w:tplc="0415001B" w:tentative="1">
+      <w:start w:val="1"/>
+      <w:numFmt w:val="lowerRoman"/>
+      <w:lvlText w:val="%6."/>
+      <w:lvlJc w:val="right"/>
+      <w:pPr>
+        <w:ind w:left="4320" w:hanging="180"/>
+      </w:pPr>
+    </w:lvl>
+    <w:lvl w:ilvl="6" w:tplc="0415000F" w:tentative="1">
+      <w:start w:val="1"/>
+      <w:numFmt w:val="decimal"/>
+      <w:lvlText w:val="%7."/>
+      <w:lvlJc w:val="left"/>
+      <w:pPr>
+        <w:ind w:left="5040" w:hanging="360"/>
+      </w:pPr>
+    </w:lvl>
+    <w:lvl w:ilvl="7" w:tplc="04150019" w:tentative="1">
+      <w:start w:val="1"/>
+      <w:numFmt w:val="lowerLetter"/>
+      <w:lvlText w:val="%8."/>
+      <w:lvlJc w:val="left"/>
+      <w:pPr>
+        <w:ind w:left="5760" w:hanging="360"/>
+      </w:pPr>
+    </w:lvl>
+    <w:lvl w:ilvl="8" w:tplc="0415001B" w:tentative="1">
+      <w:start w:val="1"/>
+      <w:numFmt w:val="lowerRoman"/>
+      <w:lvlText w:val="%9."/>
+      <w:lvlJc w:val="right"/>
+      <w:pPr>
+        <w:ind w:left="6480" w:hanging="180"/>
+      </w:pPr>
+    </w:lvl>
+  </w:abstractNum>
+  <w:abstractNum w:abstractNumId="1">
     <w:nsid w:val="3919284C"/>
     <w:multiLevelType w:val="hybridMultilevel"/>
     <w:tmpl w:val="27F42D56"/>
@@ -149,6 +266,9 @@
     </w:lvl>
   </w:abstractNum>
   <w:num w:numId="1">
+    <w:abstractNumId w:val="1"/>
+  </w:num>
+  <w:num w:numId="2">
     <w:abstractNumId w:val="0"/>
   </w:num>
 </w:numbering>
